--- a/20261028 Kevin Xiao Resume.docx
+++ b/20261028 Kevin Xiao Resume.docx
@@ -29,7 +29,7 @@
           <w:sz w:val="20"/>
           <w:szCs w:val="20"/>
         </w:rPr>
-        <w:t xml:space="preserve">Rochester, NY  |  (347) 443-2527  |  kevinxiao712@gmail.com</w:t>
+        <w:t xml:space="preserve">Shanghai, China  |  +1 (347) 443-2527  |  kevinxiao712@gmail.com</w:t>
       </w:r>
     </w:p>
     <w:p>
@@ -45,7 +45,7 @@
         </w:rPr>
         <w:t xml:space="preserve">Portfolio: </w:t>
       </w:r>
-      <w:hyperlink w:history="1" r:id="rIdqmj-iupdez-fdsseo2jjk">
+      <w:hyperlink w:history="1" r:id="rIdz-m1lx8qzveaw10uy8uxs">
         <w:r>
           <w:rPr>
             <w:rFonts w:ascii="Calibri" w:cs="Calibri" w:eastAsia="Calibri" w:hAnsi="Calibri"/>
@@ -88,7 +88,7 @@
           <w:sz w:val="20"/>
           <w:szCs w:val="20"/>
         </w:rPr>
-        <w:t xml:space="preserve">Game Design graduate student who shipped Icarian, a free arcade flying-combat game on Steam, as producer and programmer. Background in computer science and history, with QA and user-testing experience at Tencent and app development at Klipsch. Works in Unity and Unreal; comfortable running schedules, tracking tasks, and presenting results to external partners.</w:t>
+        <w:t xml:space="preserve">RIT Game Design graduate (M.S., 2026) who shipped Icarian, a free arcade flying-combat game on Steam, as producer and programmer. Background in computer science and history, with QA and user-testing experience at Tencent and app development at Klipsch. Works in Unity and Unreal; comfortable running schedules, tracking tasks, and presenting results to external partners.</w:t>
       </w:r>
     </w:p>
     <w:p>
@@ -145,7 +145,7 @@
           <w:sz w:val="20"/>
           <w:szCs w:val="20"/>
         </w:rPr>
-        <w:t xml:space="preserve">	In progress</w:t>
+        <w:t xml:space="preserve">	May 2026</w:t>
       </w:r>
     </w:p>
     <w:p>
